--- a/sprachmodelle/Steckbriefe/Word_Dokumente/B_Promptengineering_ollama.docx
+++ b/sprachmodelle/Steckbriefe/Word_Dokumente/B_Promptengineering_ollama.docx
@@ -355,33 +355,39 @@
           <w:rFonts w:ascii="Calibri" w:hAnsi="Calibri" w:cs="Calibri"/>
           <w:sz w:val="24"/>
           <w:szCs w:val="24"/>
-          <w:highlight w:val="yellow"/>
-        </w:rPr>
-      </w:pPr>
-      <w:r>
-        <w:rPr>
-          <w:rFonts w:ascii="Calibri" w:hAnsi="Calibri" w:cs="Calibri"/>
-          <w:sz w:val="24"/>
-          <w:szCs w:val="24"/>
-          <w:highlight w:val="yellow"/>
-        </w:rPr>
-        <w:t>Benutzen Sie d</w:t>
-      </w:r>
-      <w:r>
-        <w:rPr>
-          <w:rFonts w:ascii="Calibri" w:hAnsi="Calibri" w:cs="Calibri"/>
-          <w:sz w:val="24"/>
-          <w:szCs w:val="24"/>
-          <w:highlight w:val="yellow"/>
-        </w:rPr>
-        <w:t xml:space="preserve">en </w:t>
-      </w:r>
-      <w:r>
-        <w:rPr>
-          <w:rFonts w:ascii="Calibri" w:hAnsi="Calibri" w:cs="Calibri"/>
-          <w:sz w:val="24"/>
-          <w:szCs w:val="24"/>
-          <w:highlight w:val="yellow"/>
+        </w:rPr>
+      </w:pPr>
+      <w:r>
+        <w:rPr>
+          <w:rFonts w:ascii="Calibri" w:hAnsi="Calibri" w:cs="Calibri"/>
+          <w:sz w:val="24"/>
+          <w:szCs w:val="24"/>
+        </w:rPr>
+        <w:t xml:space="preserve">Benutzen Sie </w:t>
+      </w:r>
+      <w:r>
+        <w:rPr>
+          <w:rFonts w:ascii="Calibri" w:hAnsi="Calibri" w:cs="Calibri"/>
+          <w:sz w:val="24"/>
+          <w:szCs w:val="24"/>
+        </w:rPr>
+        <w:t xml:space="preserve">für diese Übungen </w:t>
+      </w:r>
+      <w:r>
+        <w:rPr>
+          <w:rFonts w:ascii="Calibri" w:hAnsi="Calibri" w:cs="Calibri"/>
+          <w:sz w:val="24"/>
+          <w:szCs w:val="24"/>
+        </w:rPr>
+        <w:t xml:space="preserve">den </w:t>
+      </w:r>
+      <w:r>
+        <w:rPr>
+          <w:rFonts w:ascii="Calibri" w:hAnsi="Calibri" w:cs="Calibri"/>
+          <w:b/>
+          <w:bCs/>
+          <w:sz w:val="24"/>
+          <w:szCs w:val="24"/>
         </w:rPr>
         <w:t xml:space="preserve">Chatbot von </w:t>
       </w:r>
@@ -389,22 +395,14 @@
       <w:r>
         <w:rPr>
           <w:rFonts w:ascii="Calibri" w:hAnsi="Calibri" w:cs="Calibri"/>
-          <w:sz w:val="24"/>
-          <w:szCs w:val="24"/>
-          <w:highlight w:val="yellow"/>
+          <w:b/>
+          <w:bCs/>
+          <w:sz w:val="24"/>
+          <w:szCs w:val="24"/>
         </w:rPr>
         <w:t>ollama</w:t>
       </w:r>
       <w:proofErr w:type="spellEnd"/>
-      <w:r>
-        <w:rPr>
-          <w:rFonts w:ascii="Calibri" w:hAnsi="Calibri" w:cs="Calibri"/>
-          <w:sz w:val="24"/>
-          <w:szCs w:val="24"/>
-          <w:highlight w:val="yellow"/>
-        </w:rPr>
-        <w:t>, falls Sie an der Schule kein anderes Sprachmodell nutzen können.</w:t>
-      </w:r>
     </w:p>
     <w:p>
       <w:pPr>
@@ -423,6 +421,8 @@
       <w:r>
         <w:rPr>
           <w:rFonts w:ascii="Calibri" w:hAnsi="Calibri" w:cs="Calibri"/>
+          <w:b/>
+          <w:bCs/>
           <w:sz w:val="24"/>
           <w:szCs w:val="24"/>
         </w:rPr>
@@ -432,6 +432,8 @@
       <w:r>
         <w:rPr>
           <w:rFonts w:ascii="Calibri" w:hAnsi="Calibri" w:cs="Calibri"/>
+          <w:b/>
+          <w:bCs/>
           <w:sz w:val="24"/>
           <w:szCs w:val="24"/>
         </w:rPr>
@@ -871,25 +873,7 @@
           <w:sz w:val="24"/>
           <w:szCs w:val="24"/>
         </w:rPr>
-        <w:t xml:space="preserve"> mit dem Chatbot von </w:t>
-      </w:r>
-      <w:proofErr w:type="spellStart"/>
-      <w:r>
-        <w:rPr>
-          <w:rFonts w:ascii="Calibri" w:hAnsi="Calibri" w:cs="Calibri"/>
-          <w:sz w:val="24"/>
-          <w:szCs w:val="24"/>
-        </w:rPr>
-        <w:t>Ollama</w:t>
-      </w:r>
-      <w:proofErr w:type="spellEnd"/>
-      <w:r>
-        <w:rPr>
-          <w:rFonts w:ascii="Calibri" w:hAnsi="Calibri" w:cs="Calibri"/>
-          <w:sz w:val="24"/>
-          <w:szCs w:val="24"/>
-        </w:rPr>
-        <w:t xml:space="preserve"> aus.</w:t>
+        <w:t xml:space="preserve"> mit dem Chatbot von Ollama aus.</w:t>
       </w:r>
       <w:r>
         <w:rPr>
@@ -1988,15 +1972,6 @@
   </w:num>
   <w:num w:numId="6" w16cid:durableId="1396970273">
     <w:abstractNumId w:val="2"/>
-    <w:lvlOverride w:ilvl="0"/>
-    <w:lvlOverride w:ilvl="1"/>
-    <w:lvlOverride w:ilvl="2"/>
-    <w:lvlOverride w:ilvl="3"/>
-    <w:lvlOverride w:ilvl="4"/>
-    <w:lvlOverride w:ilvl="5"/>
-    <w:lvlOverride w:ilvl="6"/>
-    <w:lvlOverride w:ilvl="7"/>
-    <w:lvlOverride w:ilvl="8"/>
   </w:num>
 </w:numbering>
 </file>
